--- a/submission/bjcp/Cover_letter.docx
+++ b/submission/bjcp/Cover_letter.docx
@@ -236,7 +236,7 @@
         <w:t xml:space="preserve"> </w:t>
       </w:r>
       <w:r>
-        <w:t xml:space="preserve">There was no funding. Until October 2026 the author was employed as a software engineer at Suno, a company that develops practice-management software for hearing clinics; the company had no role in this study. AI tools were used in data processing,</w:t>
+        <w:t xml:space="preserve">The study analysed only public, de-identified spontaneous-report data; no human subjects were investigated, so there is no Principal Investigator or clinician with medical responsibility for participants. There was no funding. Until October 2026 the author was employed as a software engineer at Suno, a company that develops practice-management software for hearing clinics; the company had no role in this study. AI tools were used in data processing,</w:t>
       </w:r>
       <w:r>
         <w:t xml:space="preserve"> </w:t>
